--- a/26-2 Sports Day/컨텐츠팀/스포츠데이 컨텐츠팀.docx
+++ b/26-2 Sports Day/컨텐츠팀/스포츠데이 컨텐츠팀.docx
@@ -14652,7 +14652,7 @@
           <w:szCs w:val="20"/>
           <w:rtl w:val="0"/>
         </w:rPr>
-        <w:t xml:space="preserve">심판 1명: 종료 시 호루라기 불기, 방해 행위 경고</w:t>
+        <w:t xml:space="preserve">주심1명: 종료 시 호루라기 불기, 방해 행위 경고</w:t>
       </w:r>
     </w:p>
     <w:p>
@@ -14676,7 +14676,7 @@
           <w:szCs w:val="20"/>
           <w:rtl w:val="0"/>
         </w:rPr>
-        <w:t xml:space="preserve">심판 1명: 경기 전후 판뒤집기 인원 식별</w:t>
+        <w:t xml:space="preserve">보조심판 1명: 경기 전후 판뒤집기 인원 식별</w:t>
       </w:r>
     </w:p>
     <w:p>
